--- a/隔壁/隔壁-参赛创意方案.docx
+++ b/隔壁/隔壁-参赛创意方案.docx
@@ -2629,7 +2629,7 @@
         <w:rPr>
           <w:rFonts w:ascii="微软雅黑" w:hAnsi="微软雅黑" w:eastAsia="微软雅黑" w:cs="微软雅黑"/>
         </w:rPr>
-        <w:t xml:space="preserve">为AI扬长避短：现实段以表情、小动作和道具特写为主，回避长对白口型；台词最长的吐槽段用侧后方机位，正脸只留给“愣半秒、心虚看墙”这类无台词的反应镜头。游戏段风格化重绘、加快切（每镜1–2秒），不直接使用游戏原始画面，也不做长镜头连续操作。</w:t>
+        <w:t xml:space="preserve">为AI扬长避短：现实段以表情、小动作和道具特写为主，回避长对白口型；台词最长的吐槽段用侧后方机位，正脸只留给“愣半秒、心虚看墙”这类无台词的反应镜头。游戏段风格化重绘、加快切（每镜1–2秒），不做长镜头连续操作。</w:t>
       </w:r>
     </w:p>
     <w:p>
